--- a/83PEC - Plano de ensino.docx
+++ b/83PEC - Plano de ensino.docx
@@ -487,6 +487,7 @@
                 <w:color w:val="000000"/>
                 <w:sz w:val="22"/>
                 <w:szCs w:val="22"/>
+                <w:u w:val="single"/>
               </w:rPr>
             </w:pPr>
             <w:r>
@@ -516,7 +517,7 @@
                 <w:sz w:val="22"/>
                 <w:szCs w:val="22"/>
               </w:rPr>
-              <w:t>5</w:t>
+              <w:t>6</w:t>
             </w:r>
             <w:r>
               <w:rPr>
@@ -534,7 +535,7 @@
                 <w:sz w:val="22"/>
                 <w:szCs w:val="22"/>
               </w:rPr>
-              <w:t>2</w:t>
+              <w:t>1</w:t>
             </w:r>
           </w:p>
         </w:tc>
@@ -3005,6 +3006,68 @@
               <w:t>aulas não podem jamais ser vistas como substitutas da leitura regular e cuidadosa dos textos indicados e da resolução dos exercícios propostos.</w:t>
             </w:r>
           </w:p>
+          <w:p>
+            <w:pPr>
+              <w:jc w:val="both"/>
+              <w:rPr>
+                <w:rFonts w:eastAsia="Arial Unicode MS"/>
+                <w:b/>
+                <w:bCs/>
+                <w:color w:val="000000"/>
+                <w:sz w:val="22"/>
+                <w:szCs w:val="22"/>
+              </w:rPr>
+            </w:pPr>
+          </w:p>
+          <w:p>
+            <w:pPr>
+              <w:jc w:val="both"/>
+              <w:rPr>
+                <w:rFonts w:eastAsia="Arial Unicode MS"/>
+                <w:b/>
+                <w:bCs/>
+                <w:color w:val="000000"/>
+                <w:sz w:val="22"/>
+                <w:szCs w:val="22"/>
+                <w:u w:val="single"/>
+              </w:rPr>
+            </w:pPr>
+            <w:r>
+              <w:rPr>
+                <w:rFonts w:eastAsia="Arial Unicode MS"/>
+                <w:b/>
+                <w:bCs/>
+                <w:color w:val="000000"/>
+                <w:sz w:val="22"/>
+                <w:szCs w:val="22"/>
+                <w:u w:val="single"/>
+              </w:rPr>
+              <w:lastRenderedPageBreak/>
+              <w:t>Observações gerais sobre normas e formas de avaliação</w:t>
+            </w:r>
+          </w:p>
+          <w:p>
+            <w:pPr>
+              <w:jc w:val="both"/>
+              <w:rPr>
+                <w:rFonts w:eastAsia="Arial Unicode MS"/>
+                <w:b/>
+                <w:bCs/>
+                <w:color w:val="000000"/>
+                <w:sz w:val="22"/>
+                <w:szCs w:val="22"/>
+              </w:rPr>
+            </w:pPr>
+            <w:r>
+              <w:rPr>
+                <w:rFonts w:eastAsia="Arial Unicode MS"/>
+                <w:color w:val="000000"/>
+                <w:sz w:val="22"/>
+                <w:szCs w:val="22"/>
+              </w:rPr>
+              <w:t>Em caso de alteração nas normativas da UDESC, poderão ser adotadas diferentes formas de avaliação, sempre em conformidade com os calendários e as normas vigentes, bem como com as condições institucionais da Universidade.</w:t>
+            </w:r>
+          </w:p>
         </w:tc>
       </w:tr>
     </w:tbl>
@@ -3045,7 +3108,6 @@
           <w:szCs w:val="22"/>
           <w:u w:val="single"/>
         </w:rPr>
-        <w:lastRenderedPageBreak/>
         <w:t>Informações sobre realização de Prova de 2ª Chamada</w:t>
       </w:r>
     </w:p>
@@ -3241,27 +3303,7 @@
           <w:sz w:val="22"/>
           <w:szCs w:val="22"/>
         </w:rPr>
-        <w:t xml:space="preserve">I - </w:t>
-      </w:r>
-      <w:proofErr w:type="gramStart"/>
-      <w:r>
-        <w:rPr>
-          <w:rFonts w:eastAsia="Arial Unicode MS"/>
-          <w:color w:val="000000"/>
-          <w:sz w:val="22"/>
-          <w:szCs w:val="22"/>
-        </w:rPr>
-        <w:t>problema</w:t>
-      </w:r>
-      <w:proofErr w:type="gramEnd"/>
-      <w:r>
-        <w:rPr>
-          <w:rFonts w:eastAsia="Arial Unicode MS"/>
-          <w:color w:val="000000"/>
-          <w:sz w:val="22"/>
-          <w:szCs w:val="22"/>
-        </w:rPr>
-        <w:t xml:space="preserve"> de saúde do aluno ou parente de 1º grau, devidamente comprovado, que justifique a ausência; </w:t>
+        <w:t xml:space="preserve">I - problema de saúde do aluno ou parente de 1º grau, devidamente comprovado, que justifique a ausência; </w:t>
       </w:r>
     </w:p>
     <w:p>
@@ -3281,27 +3323,7 @@
           <w:sz w:val="22"/>
           <w:szCs w:val="22"/>
         </w:rPr>
-        <w:t xml:space="preserve">II - </w:t>
-      </w:r>
-      <w:proofErr w:type="gramStart"/>
-      <w:r>
-        <w:rPr>
-          <w:rFonts w:eastAsia="Arial Unicode MS"/>
-          <w:color w:val="000000"/>
-          <w:sz w:val="22"/>
-          <w:szCs w:val="22"/>
-        </w:rPr>
-        <w:t>ter</w:t>
-      </w:r>
-      <w:proofErr w:type="gramEnd"/>
-      <w:r>
-        <w:rPr>
-          <w:rFonts w:eastAsia="Arial Unicode MS"/>
-          <w:color w:val="000000"/>
-          <w:sz w:val="22"/>
-          <w:szCs w:val="22"/>
-        </w:rPr>
-        <w:t xml:space="preserve"> sido vítima de ação involuntária provocada por terceiros, comprovada por Boletim de Ocorrência ou documento equivalente; </w:t>
+        <w:t xml:space="preserve">II - ter sido vítima de ação involuntária provocada por terceiros, comprovada por Boletim de Ocorrência ou documento equivalente; </w:t>
       </w:r>
     </w:p>
     <w:p>
@@ -3341,27 +3363,7 @@
           <w:sz w:val="22"/>
           <w:szCs w:val="22"/>
         </w:rPr>
-        <w:t xml:space="preserve">IV - </w:t>
-      </w:r>
-      <w:proofErr w:type="gramStart"/>
-      <w:r>
-        <w:rPr>
-          <w:rFonts w:eastAsia="Arial Unicode MS"/>
-          <w:color w:val="000000"/>
-          <w:sz w:val="22"/>
-          <w:szCs w:val="22"/>
-        </w:rPr>
-        <w:t>luto</w:t>
-      </w:r>
-      <w:proofErr w:type="gramEnd"/>
-      <w:r>
-        <w:rPr>
-          <w:rFonts w:eastAsia="Arial Unicode MS"/>
-          <w:color w:val="000000"/>
-          <w:sz w:val="22"/>
-          <w:szCs w:val="22"/>
-        </w:rPr>
-        <w:t xml:space="preserve">, comprovado pelo respectivo atestado de óbito, por parentes em linha reta (pais, avós, filhos e netos), colaterais até o segundo grau (irmãos e tios), cônjuge ou companheiro (a), com prazo de até 5 (cinco) dias úteis após o óbito; </w:t>
+        <w:t xml:space="preserve">IV - luto, comprovado pelo respectivo atestado de óbito, por parentes em linha reta (pais, avós, filhos e netos), colaterais até o segundo grau (irmãos e tios), cônjuge ou companheiro (a), com prazo de até 5 (cinco) dias úteis após o óbito; </w:t>
       </w:r>
     </w:p>
     <w:p>
@@ -3381,27 +3383,7 @@
           <w:sz w:val="22"/>
           <w:szCs w:val="22"/>
         </w:rPr>
-        <w:t xml:space="preserve">V - </w:t>
-      </w:r>
-      <w:proofErr w:type="gramStart"/>
-      <w:r>
-        <w:rPr>
-          <w:rFonts w:eastAsia="Arial Unicode MS"/>
-          <w:color w:val="000000"/>
-          <w:sz w:val="22"/>
-          <w:szCs w:val="22"/>
-        </w:rPr>
-        <w:t>convocação</w:t>
-      </w:r>
-      <w:proofErr w:type="gramEnd"/>
-      <w:r>
-        <w:rPr>
-          <w:rFonts w:eastAsia="Arial Unicode MS"/>
-          <w:color w:val="000000"/>
-          <w:sz w:val="22"/>
-          <w:szCs w:val="22"/>
-        </w:rPr>
-        <w:t xml:space="preserve">, coincidente em horário, para depoimento judicial ou policial, ou para eleições em entidades oficiais, devidamente comprovada por declaração da autoridade competente; </w:t>
+        <w:t xml:space="preserve">V - convocação, coincidente em horário, para depoimento judicial ou policial, ou para eleições em entidades oficiais, devidamente comprovada por declaração da autoridade competente; </w:t>
       </w:r>
     </w:p>
     <w:p>
@@ -3421,27 +3403,7 @@
           <w:sz w:val="22"/>
           <w:szCs w:val="22"/>
         </w:rPr>
-        <w:t xml:space="preserve">VI - </w:t>
-      </w:r>
-      <w:proofErr w:type="gramStart"/>
-      <w:r>
-        <w:rPr>
-          <w:rFonts w:eastAsia="Arial Unicode MS"/>
-          <w:color w:val="000000"/>
-          <w:sz w:val="22"/>
-          <w:szCs w:val="22"/>
-        </w:rPr>
-        <w:t>impedimentos</w:t>
-      </w:r>
-      <w:proofErr w:type="gramEnd"/>
-      <w:r>
-        <w:rPr>
-          <w:rFonts w:eastAsia="Arial Unicode MS"/>
-          <w:color w:val="000000"/>
-          <w:sz w:val="22"/>
-          <w:szCs w:val="22"/>
-        </w:rPr>
-        <w:t xml:space="preserve"> gerados por atividades previstas e autorizadas pela Chefia de Departamento do respectivo curso ou instância hierárquica superior, comprovada através de declaração ou documento equivalente; </w:t>
+        <w:t xml:space="preserve">VI - impedimentos gerados por atividades previstas e autorizadas pela Chefia de Departamento do respectivo curso ou instância hierárquica superior, comprovada através de declaração ou documento equivalente; </w:t>
       </w:r>
     </w:p>
     <w:p>
@@ -3501,27 +3463,7 @@
           <w:sz w:val="22"/>
           <w:szCs w:val="22"/>
         </w:rPr>
-        <w:t xml:space="preserve">IX – </w:t>
-      </w:r>
-      <w:proofErr w:type="gramStart"/>
-      <w:r>
-        <w:rPr>
-          <w:rFonts w:eastAsia="Arial Unicode MS"/>
-          <w:color w:val="000000"/>
-          <w:sz w:val="22"/>
-          <w:szCs w:val="22"/>
-        </w:rPr>
-        <w:t>convocação</w:t>
-      </w:r>
-      <w:proofErr w:type="gramEnd"/>
-      <w:r>
-        <w:rPr>
-          <w:rFonts w:eastAsia="Arial Unicode MS"/>
-          <w:color w:val="000000"/>
-          <w:sz w:val="22"/>
-          <w:szCs w:val="22"/>
-        </w:rPr>
-        <w:t xml:space="preserve"> para competições oficiais representando a UDESC, o Município, o Estado ou o País; </w:t>
+        <w:t xml:space="preserve">IX – convocação para competições oficiais representando a UDESC, o Município, o Estado ou o País; </w:t>
       </w:r>
     </w:p>
     <w:p>
@@ -3541,27 +3483,7 @@
           <w:sz w:val="22"/>
           <w:szCs w:val="22"/>
         </w:rPr>
-        <w:t xml:space="preserve">X – </w:t>
-      </w:r>
-      <w:proofErr w:type="gramStart"/>
-      <w:r>
-        <w:rPr>
-          <w:rFonts w:eastAsia="Arial Unicode MS"/>
-          <w:color w:val="000000"/>
-          <w:sz w:val="22"/>
-          <w:szCs w:val="22"/>
-        </w:rPr>
-        <w:t>convocação</w:t>
-      </w:r>
-      <w:proofErr w:type="gramEnd"/>
-      <w:r>
-        <w:rPr>
-          <w:rFonts w:eastAsia="Arial Unicode MS"/>
-          <w:color w:val="000000"/>
-          <w:sz w:val="22"/>
-          <w:szCs w:val="22"/>
-        </w:rPr>
-        <w:t xml:space="preserve"> pelo chefe imediato, no caso de acadêmico que trabalhe, em documento devidamente assinado e carimbado, contendo CNPJ da empresa ou equivalente, acompanhado de documento anexo que comprove o vínculo empregatício, como cópia da carteira de trabalho ou do contrato ou de documento</w:t>
+        <w:t>X – convocação pelo chefe imediato, no caso de acadêmico que trabalhe, em documento devidamente assinado e carimbado, contendo CNPJ da empresa ou equivalente, acompanhado de documento anexo que comprove o vínculo empregatício, como cópia da carteira de trabalho ou do contrato ou de documento</w:t>
       </w:r>
       <w:r>
         <w:t xml:space="preserve"> </w:t>
@@ -3593,10 +3515,10 @@
       <w:pPr>
         <w:jc w:val="center"/>
         <w:rPr>
+          <w:rStyle w:val="Hyperlink"/>
           <w:rFonts w:eastAsia="Arial Unicode MS"/>
           <w:i/>
           <w:iCs/>
-          <w:color w:val="000000"/>
           <w:sz w:val="22"/>
           <w:szCs w:val="22"/>
         </w:rPr>
@@ -3625,6 +3547,62 @@
           <w:t>http://secon.udesc.br/</w:t>
         </w:r>
       </w:hyperlink>
+    </w:p>
+    <w:p>
+      <w:pPr>
+        <w:jc w:val="center"/>
+        <w:rPr>
+          <w:rStyle w:val="Hyperlink"/>
+          <w:rFonts w:eastAsia="Arial Unicode MS"/>
+          <w:i/>
+          <w:iCs/>
+          <w:sz w:val="22"/>
+          <w:szCs w:val="22"/>
+        </w:rPr>
+      </w:pPr>
+    </w:p>
+    <w:p>
+      <w:pPr>
+        <w:jc w:val="center"/>
+        <w:rPr>
+          <w:b/>
+          <w:bCs/>
+          <w:color w:val="000000"/>
+          <w:sz w:val="22"/>
+          <w:szCs w:val="22"/>
+          <w:u w:val="single"/>
+        </w:rPr>
+      </w:pPr>
+      <w:r>
+        <w:rPr>
+          <w:b/>
+          <w:bCs/>
+          <w:color w:val="000000"/>
+          <w:sz w:val="22"/>
+          <w:szCs w:val="22"/>
+          <w:u w:val="single"/>
+        </w:rPr>
+        <w:t>Observação sobre utilização de IA na disciplina</w:t>
+      </w:r>
+    </w:p>
+    <w:p>
+      <w:pPr>
+        <w:jc w:val="both"/>
+        <w:rPr>
+          <w:rFonts w:eastAsia="Arial Unicode MS"/>
+          <w:color w:val="000000"/>
+          <w:sz w:val="22"/>
+          <w:szCs w:val="22"/>
+        </w:rPr>
+      </w:pPr>
+      <w:r>
+        <w:rPr>
+          <w:color w:val="000000"/>
+          <w:sz w:val="22"/>
+          <w:szCs w:val="22"/>
+        </w:rPr>
+        <w:t>O uso de ferramentas de Inteligência Artificial será permitido exclusivamente para fins de revisão gramatical, formatação de textos e tradução inicial, desde que haja posterior revisão pelo(a) estudante. É proibida a utilização de Inteligência Artificial como fonte primária para obtenção de conteúdo, para elaboração de respostas em provas ou para a redação de trabalhos acadêmicos, bem como a simples reprodução (copiar e colar) de conteúdo gerado por essas ferramentas DECLARAÇÃO OBRIGATÓRIA: Todo uso de IA deve ser explicitamente declarado, incluindo ferramenta, finalidade e processo de revisão aplicado.</w:t>
+      </w:r>
     </w:p>
     <w:p>
       <w:pPr>
@@ -4154,7 +4132,6 @@
                 <w:shd w:val="clear" w:color="auto" w:fill="FFFFFF"/>
                 <w:lang w:val="pt-PT"/>
               </w:rPr>
-              <w:lastRenderedPageBreak/>
               <w:t xml:space="preserve">FEIJÓ, R. L. C. </w:t>
             </w:r>
             <w:r>

--- a/83PEC - Plano de ensino.docx
+++ b/83PEC - Plano de ensino.docx
@@ -39,17 +39,7 @@
           <w:sz w:val="22"/>
           <w:szCs w:val="22"/>
         </w:rPr>
-        <w:t xml:space="preserve">Centro de Ciências da Administração e </w:t>
-      </w:r>
-      <w:proofErr w:type="spellStart"/>
-      <w:r>
-        <w:rPr>
-          <w:rStyle w:val="txtarial10ptblack"/>
-          <w:b/>
-          <w:sz w:val="22"/>
-          <w:szCs w:val="22"/>
-        </w:rPr>
-        <w:t>S</w:t>
+        <w:t>Centro de Ciências da Administração e S</w:t>
       </w:r>
       <w:r>
         <w:rPr>
@@ -67,17 +57,7 @@
           <w:sz w:val="22"/>
           <w:szCs w:val="22"/>
         </w:rPr>
-        <w:t>cio-Econômicas</w:t>
-      </w:r>
-      <w:proofErr w:type="spellEnd"/>
-      <w:r>
-        <w:rPr>
-          <w:rStyle w:val="txtarial10ptblack"/>
-          <w:b/>
-          <w:sz w:val="22"/>
-          <w:szCs w:val="22"/>
-        </w:rPr>
-        <w:t xml:space="preserve"> – ESAG</w:t>
+        <w:t>cio-Econômicas – ESAG</w:t>
       </w:r>
     </w:p>
     <w:p>
@@ -535,7 +515,7 @@
                 <w:sz w:val="22"/>
                 <w:szCs w:val="22"/>
               </w:rPr>
-              <w:t>1</w:t>
+              <w:t>2</w:t>
             </w:r>
           </w:p>
         </w:tc>
@@ -2415,27 +2395,7 @@
                 <w:sz w:val="22"/>
                 <w:szCs w:val="22"/>
               </w:rPr>
-              <w:t xml:space="preserve">Modelo </w:t>
-            </w:r>
-            <w:proofErr w:type="spellStart"/>
-            <w:r>
-              <w:rPr>
-                <w:rFonts w:eastAsia="Arial Unicode MS"/>
-                <w:color w:val="000000"/>
-                <w:sz w:val="22"/>
-                <w:szCs w:val="22"/>
-              </w:rPr>
-              <w:t>Harrod</w:t>
-            </w:r>
-            <w:proofErr w:type="spellEnd"/>
-            <w:r>
-              <w:rPr>
-                <w:rFonts w:eastAsia="Arial Unicode MS"/>
-                <w:color w:val="000000"/>
-                <w:sz w:val="22"/>
-                <w:szCs w:val="22"/>
-              </w:rPr>
-              <w:t>-Domar</w:t>
+              <w:t>Modelo Harrod-Domar</w:t>
             </w:r>
           </w:p>
           <w:p>
@@ -3043,12 +3003,40 @@
                 <w:u w:val="single"/>
               </w:rPr>
               <w:lastRenderedPageBreak/>
-              <w:t>Observações gerais sobre normas e formas de avaliação</w:t>
+              <w:t>Da média semestral e da aprovação do estudante</w:t>
             </w:r>
           </w:p>
           <w:p>
             <w:pPr>
               <w:jc w:val="both"/>
+              <w:rPr>
+                <w:rFonts w:eastAsia="Arial Unicode MS"/>
+                <w:color w:val="000000"/>
+                <w:sz w:val="22"/>
+                <w:szCs w:val="22"/>
+              </w:rPr>
+            </w:pPr>
+            <w:r>
+              <w:rPr>
+                <w:rFonts w:eastAsia="Arial Unicode MS"/>
+                <w:color w:val="000000"/>
+                <w:sz w:val="22"/>
+                <w:szCs w:val="22"/>
+              </w:rPr>
+              <w:t>De acordo com a Instrução Normativa nº 006, de 13 de julho de 2026:</w:t>
+            </w:r>
+          </w:p>
+          <w:p>
+            <w:pPr>
+              <w:jc w:val="both"/>
+              <w:rPr>
+                <w:rFonts w:eastAsia="Arial Unicode MS"/>
+                <w:color w:val="000000"/>
+                <w:sz w:val="22"/>
+                <w:szCs w:val="22"/>
+              </w:rPr>
+            </w:pPr>
+            <w:r>
               <w:rPr>
                 <w:rFonts w:eastAsia="Arial Unicode MS"/>
                 <w:b/>
@@ -3057,16 +3045,350 @@
                 <w:sz w:val="22"/>
                 <w:szCs w:val="22"/>
               </w:rPr>
-            </w:pPr>
-            <w:r>
-              <w:rPr>
-                <w:rFonts w:eastAsia="Arial Unicode MS"/>
-                <w:color w:val="000000"/>
-                <w:sz w:val="22"/>
-                <w:szCs w:val="22"/>
-              </w:rPr>
-              <w:t>Em caso de alteração nas normativas da UDESC, poderão ser adotadas diferentes formas de avaliação, sempre em conformidade com os calendários e as normas vigentes, bem como com as condições institucionais da Universidade.</w:t>
-            </w:r>
+              <w:t xml:space="preserve">Art. 5º </w:t>
+            </w:r>
+            <w:r>
+              <w:rPr>
+                <w:rFonts w:eastAsia="Arial Unicode MS"/>
+                <w:color w:val="000000"/>
+                <w:sz w:val="22"/>
+                <w:szCs w:val="22"/>
+              </w:rPr>
+              <w:t xml:space="preserve">Será considerado aprovado no componente curricular o estudante que obtiver média final semestral igual ou superior a 6,0 (seis) e atender </w:t>
+            </w:r>
+            <w:r>
+              <w:rPr>
+                <w:rFonts w:eastAsia="Arial Unicode MS"/>
+                <w:color w:val="000000"/>
+                <w:sz w:val="22"/>
+                <w:szCs w:val="22"/>
+              </w:rPr>
+              <w:t>a</w:t>
+            </w:r>
+            <w:r>
+              <w:rPr>
+                <w:rFonts w:eastAsia="Arial Unicode MS"/>
+                <w:color w:val="000000"/>
+                <w:sz w:val="22"/>
+                <w:szCs w:val="22"/>
+              </w:rPr>
+              <w:t>os critérios de frequência estabelecidos pela legislação vigente.</w:t>
+            </w:r>
+          </w:p>
+          <w:p>
+            <w:pPr>
+              <w:jc w:val="both"/>
+              <w:rPr>
+                <w:rFonts w:eastAsia="Arial Unicode MS"/>
+                <w:color w:val="000000"/>
+                <w:sz w:val="22"/>
+                <w:szCs w:val="22"/>
+              </w:rPr>
+            </w:pPr>
+          </w:p>
+          <w:p>
+            <w:pPr>
+              <w:jc w:val="both"/>
+              <w:rPr>
+                <w:rFonts w:eastAsia="Arial Unicode MS"/>
+                <w:b/>
+                <w:bCs/>
+                <w:color w:val="000000"/>
+                <w:sz w:val="22"/>
+                <w:szCs w:val="22"/>
+                <w:u w:val="single"/>
+              </w:rPr>
+            </w:pPr>
+            <w:r>
+              <w:rPr>
+                <w:rFonts w:eastAsia="Arial Unicode MS"/>
+                <w:b/>
+                <w:bCs/>
+                <w:color w:val="000000"/>
+                <w:sz w:val="22"/>
+                <w:szCs w:val="22"/>
+                <w:u w:val="single"/>
+              </w:rPr>
+              <w:t>Da recuperação da aprendizagem dos conceitos e conteúdos</w:t>
+            </w:r>
+          </w:p>
+          <w:p>
+            <w:pPr>
+              <w:jc w:val="both"/>
+              <w:rPr>
+                <w:rFonts w:eastAsia="Arial Unicode MS"/>
+                <w:color w:val="000000"/>
+                <w:sz w:val="22"/>
+                <w:szCs w:val="22"/>
+              </w:rPr>
+            </w:pPr>
+            <w:r>
+              <w:rPr>
+                <w:rFonts w:eastAsia="Arial Unicode MS"/>
+                <w:b/>
+                <w:bCs/>
+                <w:color w:val="000000"/>
+                <w:sz w:val="22"/>
+                <w:szCs w:val="22"/>
+              </w:rPr>
+              <w:t xml:space="preserve">Art. 7º </w:t>
+            </w:r>
+            <w:r>
+              <w:rPr>
+                <w:rFonts w:eastAsia="Arial Unicode MS"/>
+                <w:color w:val="000000"/>
+                <w:sz w:val="22"/>
+                <w:szCs w:val="22"/>
+              </w:rPr>
+              <w:t>A recuperação</w:t>
+            </w:r>
+            <w:r>
+              <w:rPr>
+                <w:rFonts w:eastAsia="Arial Unicode MS"/>
+                <w:color w:val="000000"/>
+                <w:sz w:val="22"/>
+                <w:szCs w:val="22"/>
+              </w:rPr>
+              <w:t xml:space="preserve"> da aprendizagem</w:t>
+            </w:r>
+            <w:r>
+              <w:rPr>
+                <w:rFonts w:eastAsia="Arial Unicode MS"/>
+                <w:color w:val="000000"/>
+                <w:sz w:val="22"/>
+                <w:szCs w:val="22"/>
+              </w:rPr>
+              <w:t xml:space="preserve"> ocorre durante o período letivo, simultaneamente ao processo de ensino-aprendizagem. As estratégias, os instrumentos e os critérios de avaliação utilizados no processo de recuperação da aprendizagem não poderão resultar em diminuição de nota ou média final semestral dos estudantes.</w:t>
+            </w:r>
+          </w:p>
+          <w:p>
+            <w:pPr>
+              <w:jc w:val="both"/>
+              <w:rPr>
+                <w:rFonts w:eastAsia="Arial Unicode MS"/>
+                <w:color w:val="000000"/>
+                <w:sz w:val="22"/>
+                <w:szCs w:val="22"/>
+              </w:rPr>
+            </w:pPr>
+          </w:p>
+          <w:p>
+            <w:pPr>
+              <w:jc w:val="both"/>
+              <w:rPr>
+                <w:rFonts w:eastAsia="Arial Unicode MS"/>
+                <w:color w:val="000000"/>
+                <w:sz w:val="22"/>
+                <w:szCs w:val="22"/>
+              </w:rPr>
+            </w:pPr>
+            <w:r>
+              <w:rPr>
+                <w:rFonts w:eastAsia="Arial Unicode MS"/>
+                <w:b/>
+                <w:bCs/>
+                <w:color w:val="000000"/>
+                <w:sz w:val="22"/>
+                <w:szCs w:val="22"/>
+              </w:rPr>
+              <w:t>Art. 10</w:t>
+            </w:r>
+            <w:r>
+              <w:rPr>
+                <w:rFonts w:eastAsia="Arial Unicode MS"/>
+                <w:b/>
+                <w:bCs/>
+                <w:color w:val="000000"/>
+                <w:sz w:val="22"/>
+                <w:szCs w:val="22"/>
+              </w:rPr>
+              <w:t xml:space="preserve"> </w:t>
+            </w:r>
+            <w:r>
+              <w:rPr>
+                <w:rFonts w:eastAsia="Arial Unicode MS"/>
+                <w:color w:val="000000"/>
+                <w:sz w:val="22"/>
+                <w:szCs w:val="22"/>
+              </w:rPr>
+              <w:t>Para a recuperação da aprendizagem, observados os objetivos previstos nesse Plano de Ensino e as orientações constantes no Anexo I da Instrução Normativa nº 006/2026, será adotada a estratégia correspondente ao inciso II do Art. 10:</w:t>
+            </w:r>
+          </w:p>
+          <w:p>
+            <w:pPr>
+              <w:pStyle w:val="PargrafodaLista"/>
+              <w:numPr>
+                <w:ilvl w:val="0"/>
+                <w:numId w:val="23"/>
+              </w:numPr>
+              <w:jc w:val="both"/>
+              <w:rPr>
+                <w:rFonts w:eastAsia="Arial Unicode MS"/>
+                <w:color w:val="000000"/>
+                <w:sz w:val="22"/>
+                <w:szCs w:val="22"/>
+              </w:rPr>
+            </w:pPr>
+            <w:r>
+              <w:rPr>
+                <w:rFonts w:eastAsia="Arial Unicode MS"/>
+                <w:color w:val="000000"/>
+                <w:sz w:val="22"/>
+                <w:szCs w:val="22"/>
+              </w:rPr>
+              <w:t>A recuperação da aprendizagem consistirá em uma avaliação complementar única, de conteúdo abrangendo todo o semestre, a ser realizada ao final do período letivo, antes do encerramento do semestre.</w:t>
+            </w:r>
+          </w:p>
+          <w:p>
+            <w:pPr>
+              <w:pStyle w:val="PargrafodaLista"/>
+              <w:numPr>
+                <w:ilvl w:val="0"/>
+                <w:numId w:val="23"/>
+              </w:numPr>
+              <w:jc w:val="both"/>
+              <w:rPr>
+                <w:rFonts w:eastAsia="Arial Unicode MS"/>
+                <w:color w:val="000000"/>
+                <w:sz w:val="22"/>
+                <w:szCs w:val="22"/>
+              </w:rPr>
+            </w:pPr>
+            <w:r>
+              <w:rPr>
+                <w:rFonts w:eastAsia="Arial Unicode MS"/>
+                <w:color w:val="000000"/>
+                <w:sz w:val="22"/>
+                <w:szCs w:val="22"/>
+              </w:rPr>
+              <w:t>Essa avaliação será oferecida exclusivamente aos estudantes que não atingirem média final semestral igual ou superior a 6,0 (seis) nos instrumentos avaliativos regulares descritos acima.</w:t>
+            </w:r>
+          </w:p>
+          <w:p>
+            <w:pPr>
+              <w:pStyle w:val="PargrafodaLista"/>
+              <w:numPr>
+                <w:ilvl w:val="0"/>
+                <w:numId w:val="23"/>
+              </w:numPr>
+              <w:jc w:val="both"/>
+              <w:rPr>
+                <w:rFonts w:eastAsia="Arial Unicode MS"/>
+                <w:color w:val="000000"/>
+                <w:sz w:val="22"/>
+                <w:szCs w:val="22"/>
+              </w:rPr>
+            </w:pPr>
+            <w:r>
+              <w:rPr>
+                <w:rFonts w:eastAsia="Arial Unicode MS"/>
+                <w:color w:val="000000"/>
+                <w:sz w:val="22"/>
+                <w:szCs w:val="22"/>
+              </w:rPr>
+              <w:t>A nota final do componente curricular passará a ser a média entre a média semestral originalmente obtida pelo estudante e a nota da avaliação complementar. Essa substituição somente será aplicada caso resulte em nota superior à média originalmente alcançada; caso contrário, prevalecerá esta última, conforme parágrafo único do Art. 10 da Instrução Normativa nº 006/2026.</w:t>
+            </w:r>
+          </w:p>
+          <w:p>
+            <w:pPr>
+              <w:pStyle w:val="PargrafodaLista"/>
+              <w:numPr>
+                <w:ilvl w:val="0"/>
+                <w:numId w:val="23"/>
+              </w:numPr>
+              <w:jc w:val="both"/>
+              <w:rPr>
+                <w:rFonts w:eastAsia="Arial Unicode MS"/>
+                <w:color w:val="000000"/>
+                <w:sz w:val="22"/>
+                <w:szCs w:val="22"/>
+              </w:rPr>
+            </w:pPr>
+            <w:r>
+              <w:rPr>
+                <w:rFonts w:eastAsia="Arial Unicode MS"/>
+                <w:color w:val="000000"/>
+                <w:sz w:val="22"/>
+                <w:szCs w:val="22"/>
+              </w:rPr>
+              <w:t>Fórmula: Nota final = (Média semestral original + Nota da avaliação complementar) ÷ 2, aplicada somente se resultar em valor superior à média original.</w:t>
+            </w:r>
+          </w:p>
+          <w:p>
+            <w:pPr>
+              <w:jc w:val="both"/>
+              <w:rPr>
+                <w:rFonts w:eastAsia="Arial Unicode MS"/>
+                <w:b/>
+                <w:bCs/>
+                <w:color w:val="000000"/>
+                <w:sz w:val="22"/>
+                <w:szCs w:val="22"/>
+              </w:rPr>
+            </w:pPr>
+            <w:r>
+              <w:rPr>
+                <w:rFonts w:eastAsia="Arial Unicode MS"/>
+                <w:i/>
+                <w:iCs/>
+                <w:color w:val="000000"/>
+                <w:sz w:val="22"/>
+                <w:szCs w:val="22"/>
+              </w:rPr>
+              <w:t xml:space="preserve">Leia a </w:t>
+            </w:r>
+            <w:r>
+              <w:rPr>
+                <w:rFonts w:eastAsia="Arial Unicode MS"/>
+                <w:i/>
+                <w:iCs/>
+                <w:color w:val="000000"/>
+                <w:sz w:val="22"/>
+                <w:szCs w:val="22"/>
+              </w:rPr>
+              <w:t>instrução normativa</w:t>
+            </w:r>
+            <w:r>
+              <w:rPr>
+                <w:rFonts w:eastAsia="Arial Unicode MS"/>
+                <w:i/>
+                <w:iCs/>
+                <w:color w:val="000000"/>
+                <w:sz w:val="22"/>
+                <w:szCs w:val="22"/>
+              </w:rPr>
+              <w:t xml:space="preserve"> na íntegra n</w:t>
+            </w:r>
+            <w:r>
+              <w:rPr>
+                <w:rFonts w:eastAsia="Arial Unicode MS"/>
+                <w:i/>
+                <w:iCs/>
+                <w:color w:val="000000"/>
+                <w:sz w:val="22"/>
+                <w:szCs w:val="22"/>
+              </w:rPr>
+              <w:t>o link</w:t>
+            </w:r>
+            <w:r>
+              <w:rPr>
+                <w:rFonts w:eastAsia="Arial Unicode MS"/>
+                <w:i/>
+                <w:iCs/>
+                <w:color w:val="000000"/>
+                <w:sz w:val="22"/>
+                <w:szCs w:val="22"/>
+              </w:rPr>
+              <w:t xml:space="preserve">: </w:t>
+            </w:r>
+            <w:hyperlink r:id="rId6" w:history="1">
+              <w:r>
+                <w:rPr>
+                  <w:rStyle w:val="Hyperlink"/>
+                </w:rPr>
+                <w:t>Processo_UDESC_00026576_2026_17839795699058_21414.pdf</w:t>
+              </w:r>
+            </w:hyperlink>
           </w:p>
         </w:tc>
       </w:tr>
@@ -3423,6 +3745,7 @@
           <w:sz w:val="22"/>
           <w:szCs w:val="22"/>
         </w:rPr>
+        <w:lastRenderedPageBreak/>
         <w:t xml:space="preserve">VII - direitos outorgados por lei; </w:t>
       </w:r>
     </w:p>
@@ -3534,7 +3857,7 @@
         </w:rPr>
         <w:t xml:space="preserve">Leia a resolução na íntegra na página da Secretaria dos Conselhos: </w:t>
       </w:r>
-      <w:hyperlink r:id="rId6" w:history="1">
+      <w:hyperlink r:id="rId7" w:history="1">
         <w:r>
           <w:rPr>
             <w:rStyle w:val="Hyperlink"/>
@@ -3731,29 +4054,9 @@
                 <w:sz w:val="22"/>
                 <w:szCs w:val="22"/>
               </w:rPr>
-              <w:t xml:space="preserve">. São Paulo: </w:t>
-            </w:r>
-            <w:proofErr w:type="spellStart"/>
-            <w:r>
-              <w:rPr>
-                <w:rStyle w:val="normaltextrun"/>
-                <w:color w:val="000000"/>
-                <w:sz w:val="22"/>
-                <w:szCs w:val="22"/>
-              </w:rPr>
-              <w:t>Cengage</w:t>
-            </w:r>
-            <w:proofErr w:type="spellEnd"/>
-            <w:r>
-              <w:rPr>
-                <w:rStyle w:val="normaltextrun"/>
-                <w:color w:val="000000"/>
-                <w:sz w:val="22"/>
-                <w:szCs w:val="22"/>
-              </w:rPr>
-              <w:t xml:space="preserve"> Learning, 2016. Disponível em: </w:t>
-            </w:r>
-            <w:hyperlink r:id="rId7" w:history="1">
+              <w:t>. São Paulo: Cengage Learning, 2016. Disponível em: </w:t>
+            </w:r>
+            <w:hyperlink r:id="rId8" w:history="1">
               <w:r>
                 <w:rPr>
                   <w:rStyle w:val="Hyperlink"/>
@@ -4080,27 +4383,7 @@
                 <w:sz w:val="22"/>
                 <w:szCs w:val="22"/>
               </w:rPr>
-              <w:t xml:space="preserve">on </w:t>
-            </w:r>
-            <w:proofErr w:type="spellStart"/>
-            <w:r>
-              <w:rPr>
-                <w:rFonts w:eastAsia="Arial Unicode MS"/>
-                <w:color w:val="000000"/>
-                <w:sz w:val="22"/>
-                <w:szCs w:val="22"/>
-              </w:rPr>
-              <w:t>Education</w:t>
-            </w:r>
-            <w:proofErr w:type="spellEnd"/>
-            <w:r>
-              <w:rPr>
-                <w:rFonts w:eastAsia="Arial Unicode MS"/>
-                <w:color w:val="000000"/>
-                <w:sz w:val="22"/>
-                <w:szCs w:val="22"/>
-              </w:rPr>
-              <w:t xml:space="preserve"> do Brasil, 2017.</w:t>
+              <w:t>on Education do Brasil, 2017.</w:t>
             </w:r>
           </w:p>
           <w:p>
@@ -4413,6 +4696,118 @@
 <file path=word/numbering.xml><?xml version="1.0" encoding="utf-8"?>
 <w:numbering xmlns:wpc="http://schemas.microsoft.com/office/word/2010/wordprocessingCanvas" xmlns:cx="http://schemas.microsoft.com/office/drawing/2014/chartex" xmlns:cx1="http://schemas.microsoft.com/office/drawing/2015/9/8/chartex" xmlns:cx2="http://schemas.microsoft.com/office/drawing/2015/10/21/chartex" xmlns:cx3="http://schemas.microsoft.com/office/drawing/2016/5/9/chartex" xmlns:cx4="http://schemas.microsoft.com/office/drawing/2016/5/10/chartex" xmlns:cx5="http://schemas.microsoft.com/office/drawing/2016/5/11/chartex" xmlns:cx6="http://schemas.microsoft.com/office/drawing/2016/5/12/chartex" xmlns:cx7="http://schemas.microsoft.com/office/drawing/2016/5/13/chartex" xmlns:cx8="http://schemas.microsoft.com/office/drawing/2016/5/14/chartex" xmlns:mc="http://schemas.openxmlformats.org/markup-compatibility/2006" xmlns:aink="http://schemas.microsoft.com/office/drawing/2016/ink" xmlns:am3d="http://schemas.microsoft.com/office/drawing/2017/model3d" xmlns:o="urn:schemas-microsoft-com:office:office" xmlns:r="http://schemas.openxmlformats.org/officeDocument/2006/relationships" xmlns:m="http://schemas.openxmlformats.org/officeDocument/2006/math" xmlns:v="urn:schemas-microsoft-com:vml" xmlns:wp14="http://schemas.microsoft.com/office/word/2010/wordprocessingDrawing" xmlns:wp="http://schemas.openxmlformats.org/drawingml/2006/wordprocessingDrawing" xmlns:w10="urn:schemas-microsoft-com:office:word" xmlns:w="http://schemas.openxmlformats.org/wordprocessingml/2006/main" xmlns:w14="http://schemas.microsoft.com/office/word/2010/wordml" xmlns:w15="http://schemas.microsoft.com/office/word/2012/wordml" xmlns:w16cex="http://schemas.microsoft.com/office/word/2018/wordml/cex" xmlns:w16cid="http://schemas.microsoft.com/office/word/2016/wordml/cid" xmlns:w16="http://schemas.microsoft.com/office/word/2018/wordml" xmlns:w16sdtdh="http://schemas.microsoft.com/office/word/2020/wordml/sdtdatahash" xmlns:w16se="http://schemas.microsoft.com/office/word/2015/wordml/symex" xmlns:wpg="http://schemas.microsoft.com/office/word/2010/wordprocessingGroup" xmlns:wpi="http://schemas.microsoft.com/office/word/2010/wordprocessingInk" xmlns:wne="http://schemas.microsoft.com/office/word/2006/wordml" xmlns:wps="http://schemas.microsoft.com/office/word/2010/wordprocessingShape" mc:Ignorable="w14 w15 w16se w16cid w16 w16cex w16sdtdh wp14">
   <w:abstractNum w:abstractNumId="0" w15:restartNumberingAfterBreak="0">
+    <w:nsid w:val="02CF63A2"/>
+    <w:multiLevelType w:val="hybridMultilevel"/>
+    <w:tmpl w:val="7492AA36"/>
+    <w:lvl w:ilvl="0" w:tplc="1BA044B6">
+      <w:numFmt w:val="bullet"/>
+      <w:lvlText w:val=""/>
+      <w:lvlJc w:val="left"/>
+      <w:pPr>
+        <w:ind w:left="720" w:hanging="360"/>
+      </w:pPr>
+      <w:rPr>
+        <w:rFonts w:ascii="Symbol" w:eastAsia="Arial Unicode MS" w:hAnsi="Symbol" w:cs="Times New Roman" w:hint="default"/>
+      </w:rPr>
+    </w:lvl>
+    <w:lvl w:ilvl="1" w:tplc="04160003" w:tentative="1">
+      <w:start w:val="1"/>
+      <w:numFmt w:val="bullet"/>
+      <w:lvlText w:val="o"/>
+      <w:lvlJc w:val="left"/>
+      <w:pPr>
+        <w:ind w:left="1440" w:hanging="360"/>
+      </w:pPr>
+      <w:rPr>
+        <w:rFonts w:ascii="Courier New" w:hAnsi="Courier New" w:cs="Courier New" w:hint="default"/>
+      </w:rPr>
+    </w:lvl>
+    <w:lvl w:ilvl="2" w:tplc="04160005" w:tentative="1">
+      <w:start w:val="1"/>
+      <w:numFmt w:val="bullet"/>
+      <w:lvlText w:val=""/>
+      <w:lvlJc w:val="left"/>
+      <w:pPr>
+        <w:ind w:left="2160" w:hanging="360"/>
+      </w:pPr>
+      <w:rPr>
+        <w:rFonts w:ascii="Wingdings" w:hAnsi="Wingdings" w:hint="default"/>
+      </w:rPr>
+    </w:lvl>
+    <w:lvl w:ilvl="3" w:tplc="04160001" w:tentative="1">
+      <w:start w:val="1"/>
+      <w:numFmt w:val="bullet"/>
+      <w:lvlText w:val=""/>
+      <w:lvlJc w:val="left"/>
+      <w:pPr>
+        <w:ind w:left="2880" w:hanging="360"/>
+      </w:pPr>
+      <w:rPr>
+        <w:rFonts w:ascii="Symbol" w:hAnsi="Symbol" w:hint="default"/>
+      </w:rPr>
+    </w:lvl>
+    <w:lvl w:ilvl="4" w:tplc="04160003" w:tentative="1">
+      <w:start w:val="1"/>
+      <w:numFmt w:val="bullet"/>
+      <w:lvlText w:val="o"/>
+      <w:lvlJc w:val="left"/>
+      <w:pPr>
+        <w:ind w:left="3600" w:hanging="360"/>
+      </w:pPr>
+      <w:rPr>
+        <w:rFonts w:ascii="Courier New" w:hAnsi="Courier New" w:cs="Courier New" w:hint="default"/>
+      </w:rPr>
+    </w:lvl>
+    <w:lvl w:ilvl="5" w:tplc="04160005" w:tentative="1">
+      <w:start w:val="1"/>
+      <w:numFmt w:val="bullet"/>
+      <w:lvlText w:val=""/>
+      <w:lvlJc w:val="left"/>
+      <w:pPr>
+        <w:ind w:left="4320" w:hanging="360"/>
+      </w:pPr>
+      <w:rPr>
+        <w:rFonts w:ascii="Wingdings" w:hAnsi="Wingdings" w:hint="default"/>
+      </w:rPr>
+    </w:lvl>
+    <w:lvl w:ilvl="6" w:tplc="04160001" w:tentative="1">
+      <w:start w:val="1"/>
+      <w:numFmt w:val="bullet"/>
+      <w:lvlText w:val=""/>
+      <w:lvlJc w:val="left"/>
+      <w:pPr>
+        <w:ind w:left="5040" w:hanging="360"/>
+      </w:pPr>
+      <w:rPr>
+        <w:rFonts w:ascii="Symbol" w:hAnsi="Symbol" w:hint="default"/>
+      </w:rPr>
+    </w:lvl>
+    <w:lvl w:ilvl="7" w:tplc="04160003" w:tentative="1">
+      <w:start w:val="1"/>
+      <w:numFmt w:val="bullet"/>
+      <w:lvlText w:val="o"/>
+      <w:lvlJc w:val="left"/>
+      <w:pPr>
+        <w:ind w:left="5760" w:hanging="360"/>
+      </w:pPr>
+      <w:rPr>
+        <w:rFonts w:ascii="Courier New" w:hAnsi="Courier New" w:cs="Courier New" w:hint="default"/>
+      </w:rPr>
+    </w:lvl>
+    <w:lvl w:ilvl="8" w:tplc="04160005" w:tentative="1">
+      <w:start w:val="1"/>
+      <w:numFmt w:val="bullet"/>
+      <w:lvlText w:val=""/>
+      <w:lvlJc w:val="left"/>
+      <w:pPr>
+        <w:ind w:left="6480" w:hanging="360"/>
+      </w:pPr>
+      <w:rPr>
+        <w:rFonts w:ascii="Wingdings" w:hAnsi="Wingdings" w:hint="default"/>
+      </w:rPr>
+    </w:lvl>
+  </w:abstractNum>
+  <w:abstractNum w:abstractNumId="1" w15:restartNumberingAfterBreak="0">
     <w:nsid w:val="0A7F642C"/>
     <w:multiLevelType w:val="hybridMultilevel"/>
     <w:tmpl w:val="C6CC1F42"/>
@@ -4525,7 +4920,7 @@
       </w:rPr>
     </w:lvl>
   </w:abstractNum>
-  <w:abstractNum w:abstractNumId="1" w15:restartNumberingAfterBreak="0">
+  <w:abstractNum w:abstractNumId="2" w15:restartNumberingAfterBreak="0">
     <w:nsid w:val="0B5E3A5E"/>
     <w:multiLevelType w:val="multilevel"/>
     <w:tmpl w:val="F462DFD6"/>
@@ -4638,7 +5033,7 @@
       </w:rPr>
     </w:lvl>
   </w:abstractNum>
-  <w:abstractNum w:abstractNumId="2" w15:restartNumberingAfterBreak="0">
+  <w:abstractNum w:abstractNumId="3" w15:restartNumberingAfterBreak="0">
     <w:nsid w:val="10A4263D"/>
     <w:multiLevelType w:val="hybridMultilevel"/>
     <w:tmpl w:val="CF16147A"/>
@@ -4727,7 +5122,7 @@
       </w:pPr>
     </w:lvl>
   </w:abstractNum>
-  <w:abstractNum w:abstractNumId="3" w15:restartNumberingAfterBreak="0">
+  <w:abstractNum w:abstractNumId="4" w15:restartNumberingAfterBreak="0">
     <w:nsid w:val="10AC423C"/>
     <w:multiLevelType w:val="hybridMultilevel"/>
     <w:tmpl w:val="F470F93C"/>
@@ -4816,7 +5211,7 @@
       </w:pPr>
     </w:lvl>
   </w:abstractNum>
-  <w:abstractNum w:abstractNumId="4" w15:restartNumberingAfterBreak="0">
+  <w:abstractNum w:abstractNumId="5" w15:restartNumberingAfterBreak="0">
     <w:nsid w:val="1BD0313C"/>
     <w:multiLevelType w:val="hybridMultilevel"/>
     <w:tmpl w:val="E146DC34"/>
@@ -4905,7 +5300,7 @@
       </w:pPr>
     </w:lvl>
   </w:abstractNum>
-  <w:abstractNum w:abstractNumId="5" w15:restartNumberingAfterBreak="0">
+  <w:abstractNum w:abstractNumId="6" w15:restartNumberingAfterBreak="0">
     <w:nsid w:val="2EEC542D"/>
     <w:multiLevelType w:val="hybridMultilevel"/>
     <w:tmpl w:val="78C20D46"/>
@@ -5018,7 +5413,7 @@
       </w:rPr>
     </w:lvl>
   </w:abstractNum>
-  <w:abstractNum w:abstractNumId="6" w15:restartNumberingAfterBreak="0">
+  <w:abstractNum w:abstractNumId="7" w15:restartNumberingAfterBreak="0">
     <w:nsid w:val="34BF3F9E"/>
     <w:multiLevelType w:val="hybridMultilevel"/>
     <w:tmpl w:val="54D4B2AE"/>
@@ -5107,7 +5502,7 @@
       </w:pPr>
     </w:lvl>
   </w:abstractNum>
-  <w:abstractNum w:abstractNumId="7" w15:restartNumberingAfterBreak="0">
+  <w:abstractNum w:abstractNumId="8" w15:restartNumberingAfterBreak="0">
     <w:nsid w:val="35135252"/>
     <w:multiLevelType w:val="hybridMultilevel"/>
     <w:tmpl w:val="BB0C7432"/>
@@ -5220,7 +5615,7 @@
       </w:rPr>
     </w:lvl>
   </w:abstractNum>
-  <w:abstractNum w:abstractNumId="8" w15:restartNumberingAfterBreak="0">
+  <w:abstractNum w:abstractNumId="9" w15:restartNumberingAfterBreak="0">
     <w:nsid w:val="3A8F4B40"/>
     <w:multiLevelType w:val="multilevel"/>
     <w:tmpl w:val="1FA0BD0A"/>
@@ -5341,7 +5736,7 @@
       </w:rPr>
     </w:lvl>
   </w:abstractNum>
-  <w:abstractNum w:abstractNumId="9" w15:restartNumberingAfterBreak="0">
+  <w:abstractNum w:abstractNumId="10" w15:restartNumberingAfterBreak="0">
     <w:nsid w:val="4B984B9E"/>
     <w:multiLevelType w:val="multilevel"/>
     <w:tmpl w:val="464EA376"/>
@@ -5462,7 +5857,7 @@
       </w:rPr>
     </w:lvl>
   </w:abstractNum>
-  <w:abstractNum w:abstractNumId="10" w15:restartNumberingAfterBreak="0">
+  <w:abstractNum w:abstractNumId="11" w15:restartNumberingAfterBreak="0">
     <w:nsid w:val="4CFD4ACF"/>
     <w:multiLevelType w:val="hybridMultilevel"/>
     <w:tmpl w:val="5BE6D856"/>
@@ -5551,7 +5946,7 @@
       </w:pPr>
     </w:lvl>
   </w:abstractNum>
-  <w:abstractNum w:abstractNumId="11" w15:restartNumberingAfterBreak="0">
+  <w:abstractNum w:abstractNumId="12" w15:restartNumberingAfterBreak="0">
     <w:nsid w:val="4FBE03C4"/>
     <w:multiLevelType w:val="multilevel"/>
     <w:tmpl w:val="0390FE80"/>
@@ -5674,7 +6069,7 @@
       </w:rPr>
     </w:lvl>
   </w:abstractNum>
-  <w:abstractNum w:abstractNumId="12" w15:restartNumberingAfterBreak="0">
+  <w:abstractNum w:abstractNumId="13" w15:restartNumberingAfterBreak="0">
     <w:nsid w:val="50FC184C"/>
     <w:multiLevelType w:val="multilevel"/>
     <w:tmpl w:val="51D6DD0C"/>
@@ -5795,7 +6190,7 @@
       </w:rPr>
     </w:lvl>
   </w:abstractNum>
-  <w:abstractNum w:abstractNumId="13" w15:restartNumberingAfterBreak="0">
+  <w:abstractNum w:abstractNumId="14" w15:restartNumberingAfterBreak="0">
     <w:nsid w:val="54B55DAC"/>
     <w:multiLevelType w:val="multilevel"/>
     <w:tmpl w:val="D5F0D33E"/>
@@ -5908,7 +6303,7 @@
       </w:rPr>
     </w:lvl>
   </w:abstractNum>
-  <w:abstractNum w:abstractNumId="14" w15:restartNumberingAfterBreak="0">
+  <w:abstractNum w:abstractNumId="15" w15:restartNumberingAfterBreak="0">
     <w:nsid w:val="591C4107"/>
     <w:multiLevelType w:val="multilevel"/>
     <w:tmpl w:val="464EA376"/>
@@ -6029,7 +6424,7 @@
       </w:rPr>
     </w:lvl>
   </w:abstractNum>
-  <w:abstractNum w:abstractNumId="15" w15:restartNumberingAfterBreak="0">
+  <w:abstractNum w:abstractNumId="16" w15:restartNumberingAfterBreak="0">
     <w:nsid w:val="5AF2482D"/>
     <w:multiLevelType w:val="hybridMultilevel"/>
     <w:tmpl w:val="0908C13E"/>
@@ -6142,7 +6537,7 @@
       </w:rPr>
     </w:lvl>
   </w:abstractNum>
-  <w:abstractNum w:abstractNumId="16" w15:restartNumberingAfterBreak="0">
+  <w:abstractNum w:abstractNumId="17" w15:restartNumberingAfterBreak="0">
     <w:nsid w:val="5ECC0B5B"/>
     <w:multiLevelType w:val="hybridMultilevel"/>
     <w:tmpl w:val="876A701C"/>
@@ -6255,7 +6650,7 @@
       </w:rPr>
     </w:lvl>
   </w:abstractNum>
-  <w:abstractNum w:abstractNumId="17" w15:restartNumberingAfterBreak="0">
+  <w:abstractNum w:abstractNumId="18" w15:restartNumberingAfterBreak="0">
     <w:nsid w:val="61705F17"/>
     <w:multiLevelType w:val="hybridMultilevel"/>
     <w:tmpl w:val="75083632"/>
@@ -6368,7 +6763,7 @@
       </w:rPr>
     </w:lvl>
   </w:abstractNum>
-  <w:abstractNum w:abstractNumId="18" w15:restartNumberingAfterBreak="0">
+  <w:abstractNum w:abstractNumId="19" w15:restartNumberingAfterBreak="0">
     <w:nsid w:val="78680DCB"/>
     <w:multiLevelType w:val="multilevel"/>
     <w:tmpl w:val="C9C2A5CC"/>
@@ -6489,7 +6884,7 @@
       </w:rPr>
     </w:lvl>
   </w:abstractNum>
-  <w:abstractNum w:abstractNumId="19" w15:restartNumberingAfterBreak="0">
+  <w:abstractNum w:abstractNumId="20" w15:restartNumberingAfterBreak="0">
     <w:nsid w:val="78AA6A1D"/>
     <w:multiLevelType w:val="multilevel"/>
     <w:tmpl w:val="F462DFD6"/>
@@ -6602,7 +6997,7 @@
       </w:rPr>
     </w:lvl>
   </w:abstractNum>
-  <w:abstractNum w:abstractNumId="20" w15:restartNumberingAfterBreak="0">
+  <w:abstractNum w:abstractNumId="21" w15:restartNumberingAfterBreak="0">
     <w:nsid w:val="7BA714CA"/>
     <w:multiLevelType w:val="hybridMultilevel"/>
     <w:tmpl w:val="8F008B86"/>
@@ -6691,7 +7086,7 @@
       </w:pPr>
     </w:lvl>
   </w:abstractNum>
-  <w:abstractNum w:abstractNumId="21" w15:restartNumberingAfterBreak="0">
+  <w:abstractNum w:abstractNumId="22" w15:restartNumberingAfterBreak="0">
     <w:nsid w:val="7F4E1EDE"/>
     <w:multiLevelType w:val="hybridMultilevel"/>
     <w:tmpl w:val="C0BEC260"/>
@@ -6781,70 +7176,73 @@
     </w:lvl>
   </w:abstractNum>
   <w:num w:numId="1">
+    <w:abstractNumId w:val="12"/>
+  </w:num>
+  <w:num w:numId="2">
+    <w:abstractNumId w:val="17"/>
+  </w:num>
+  <w:num w:numId="3">
+    <w:abstractNumId w:val="16"/>
+  </w:num>
+  <w:num w:numId="4">
+    <w:abstractNumId w:val="18"/>
+  </w:num>
+  <w:num w:numId="5">
+    <w:abstractNumId w:val="6"/>
+  </w:num>
+  <w:num w:numId="6">
+    <w:abstractNumId w:val="8"/>
+  </w:num>
+  <w:num w:numId="7">
+    <w:abstractNumId w:val="15"/>
+  </w:num>
+  <w:num w:numId="8">
+    <w:abstractNumId w:val="14"/>
+  </w:num>
+  <w:num w:numId="9">
+    <w:abstractNumId w:val="7"/>
+  </w:num>
+  <w:num w:numId="10">
+    <w:abstractNumId w:val="2"/>
+  </w:num>
+  <w:num w:numId="11">
+    <w:abstractNumId w:val="20"/>
+  </w:num>
+  <w:num w:numId="12">
+    <w:abstractNumId w:val="22"/>
+  </w:num>
+  <w:num w:numId="13">
+    <w:abstractNumId w:val="10"/>
+  </w:num>
+  <w:num w:numId="14">
+    <w:abstractNumId w:val="9"/>
+  </w:num>
+  <w:num w:numId="15">
+    <w:abstractNumId w:val="19"/>
+  </w:num>
+  <w:num w:numId="16">
+    <w:abstractNumId w:val="1"/>
+  </w:num>
+  <w:num w:numId="17">
+    <w:abstractNumId w:val="13"/>
+  </w:num>
+  <w:num w:numId="18">
+    <w:abstractNumId w:val="3"/>
+  </w:num>
+  <w:num w:numId="19">
     <w:abstractNumId w:val="11"/>
   </w:num>
-  <w:num w:numId="2">
-    <w:abstractNumId w:val="16"/>
+  <w:num w:numId="20">
+    <w:abstractNumId w:val="21"/>
   </w:num>
-  <w:num w:numId="3">
-    <w:abstractNumId w:val="15"/>
-  </w:num>
-  <w:num w:numId="4">
-    <w:abstractNumId w:val="17"/>
-  </w:num>
-  <w:num w:numId="5">
+  <w:num w:numId="21">
     <w:abstractNumId w:val="5"/>
   </w:num>
-  <w:num w:numId="6">
-    <w:abstractNumId w:val="7"/>
-  </w:num>
-  <w:num w:numId="7">
-    <w:abstractNumId w:val="14"/>
-  </w:num>
-  <w:num w:numId="8">
-    <w:abstractNumId w:val="13"/>
-  </w:num>
-  <w:num w:numId="9">
-    <w:abstractNumId w:val="6"/>
-  </w:num>
-  <w:num w:numId="10">
-    <w:abstractNumId w:val="1"/>
-  </w:num>
-  <w:num w:numId="11">
-    <w:abstractNumId w:val="19"/>
-  </w:num>
-  <w:num w:numId="12">
-    <w:abstractNumId w:val="21"/>
-  </w:num>
-  <w:num w:numId="13">
-    <w:abstractNumId w:val="9"/>
-  </w:num>
-  <w:num w:numId="14">
-    <w:abstractNumId w:val="8"/>
-  </w:num>
-  <w:num w:numId="15">
-    <w:abstractNumId w:val="18"/>
-  </w:num>
-  <w:num w:numId="16">
-    <w:abstractNumId w:val="0"/>
-  </w:num>
-  <w:num w:numId="17">
-    <w:abstractNumId w:val="12"/>
-  </w:num>
-  <w:num w:numId="18">
-    <w:abstractNumId w:val="2"/>
-  </w:num>
-  <w:num w:numId="19">
-    <w:abstractNumId w:val="10"/>
-  </w:num>
-  <w:num w:numId="20">
-    <w:abstractNumId w:val="20"/>
-  </w:num>
-  <w:num w:numId="21">
+  <w:num w:numId="22">
     <w:abstractNumId w:val="4"/>
   </w:num>
-  <w:num w:numId="22">
-    <w:abstractNumId w:val="3"/>
+  <w:num w:numId="23">
+    <w:abstractNumId w:val="0"/>
   </w:num>
 </w:numbering>
 </file>
